--- a/ПЗ№5.docx
+++ b/ПЗ№5.docx
@@ -10,7 +10,8 @@
       </w:pPr>
       <w:r>
         <w:rPr>
-          <w:lang w:val="en-US"/>
+          <w:noProof/>
+          <w:lang w:eastAsia="ru-RU"/>
         </w:rPr>
         <w:drawing>
           <wp:inline distT="0" distB="0" distL="0" distR="0" wp14:anchorId="00231905" wp14:editId="0E6FABAF">
@@ -57,7 +58,8 @@
       </w:pPr>
       <w:r>
         <w:rPr>
-          <w:lang w:val="en-US"/>
+          <w:noProof/>
+          <w:lang w:eastAsia="ru-RU"/>
         </w:rPr>
         <w:drawing>
           <wp:inline distT="0" distB="0" distL="0" distR="0" wp14:anchorId="3770E47D" wp14:editId="200F4029">
@@ -104,7 +106,8 @@
       </w:pPr>
       <w:r>
         <w:rPr>
-          <w:lang w:val="en-US"/>
+          <w:noProof/>
+          <w:lang w:eastAsia="ru-RU"/>
         </w:rPr>
         <w:drawing>
           <wp:inline distT="0" distB="0" distL="0" distR="0" wp14:anchorId="53835985" wp14:editId="464D7005">
@@ -151,7 +154,8 @@
       </w:pPr>
       <w:r>
         <w:rPr>
-          <w:lang w:val="en-US"/>
+          <w:noProof/>
+          <w:lang w:eastAsia="ru-RU"/>
         </w:rPr>
         <w:drawing>
           <wp:inline distT="0" distB="0" distL="0" distR="0" wp14:anchorId="670DA688" wp14:editId="0194FE82">
@@ -198,7 +202,8 @@
       </w:pPr>
       <w:r>
         <w:rPr>
-          <w:lang w:val="en-US"/>
+          <w:noProof/>
+          <w:lang w:eastAsia="ru-RU"/>
         </w:rPr>
         <w:drawing>
           <wp:inline distT="0" distB="0" distL="0" distR="0" wp14:anchorId="49AC0D5B" wp14:editId="763EE7BC">
@@ -236,8 +241,6 @@
           </wp:inline>
         </w:drawing>
       </w:r>
-      <w:bookmarkStart w:id="0" w:name="_GoBack"/>
-      <w:bookmarkEnd w:id="0"/>
     </w:p>
     <w:p>
       <w:pPr>
@@ -252,6 +255,104 @@
           <w:lang w:val="en-US"/>
         </w:rPr>
       </w:pPr>
+      <w:r>
+        <w:rPr>
+          <w:lang w:val="en-US"/>
+        </w:rPr>
+        <w:lastRenderedPageBreak/>
+        <w:drawing>
+          <wp:inline distT="0" distB="0" distL="0" distR="0" wp14:anchorId="66D70FF3" wp14:editId="351DACAA">
+            <wp:extent cx="5940425" cy="4023995"/>
+            <wp:effectExtent l="0" t="0" r="3175" b="0"/>
+            <wp:docPr id="3" name="Рисунок 3"/>
+            <wp:cNvGraphicFramePr>
+              <a:graphicFrameLocks xmlns:a="http://schemas.openxmlformats.org/drawingml/2006/main" noChangeAspect="1"/>
+            </wp:cNvGraphicFramePr>
+            <a:graphic xmlns:a="http://schemas.openxmlformats.org/drawingml/2006/main">
+              <a:graphicData uri="http://schemas.openxmlformats.org/drawingml/2006/picture">
+                <pic:pic xmlns:pic="http://schemas.openxmlformats.org/drawingml/2006/picture">
+                  <pic:nvPicPr>
+                    <pic:cNvPr id="1" name=""/>
+                    <pic:cNvPicPr/>
+                  </pic:nvPicPr>
+                  <pic:blipFill>
+                    <a:blip r:embed="rId9"/>
+                    <a:stretch>
+                      <a:fillRect/>
+                    </a:stretch>
+                  </pic:blipFill>
+                  <pic:spPr>
+                    <a:xfrm>
+                      <a:off x="0" y="0"/>
+                      <a:ext cx="5940425" cy="4023995"/>
+                    </a:xfrm>
+                    <a:prstGeom prst="rect">
+                      <a:avLst/>
+                    </a:prstGeom>
+                  </pic:spPr>
+                </pic:pic>
+              </a:graphicData>
+            </a:graphic>
+          </wp:inline>
+        </w:drawing>
+      </w:r>
+    </w:p>
+    <w:p>
+      <w:pPr>
+        <w:rPr>
+          <w:lang w:val="en-US"/>
+        </w:rPr>
+      </w:pPr>
+    </w:p>
+    <w:p>
+      <w:pPr>
+        <w:ind w:firstLine="708"/>
+        <w:rPr>
+          <w:lang w:val="en-US"/>
+        </w:rPr>
+      </w:pPr>
+      <w:bookmarkStart w:id="0" w:name="_GoBack"/>
+      <w:bookmarkEnd w:id="0"/>
+      <w:r>
+        <w:rPr>
+          <w:lang w:val="en-US"/>
+        </w:rPr>
+        <w:drawing>
+          <wp:inline distT="0" distB="0" distL="0" distR="0" wp14:anchorId="2D6F2A9F" wp14:editId="0E1EE821">
+            <wp:extent cx="5172797" cy="819264"/>
+            <wp:effectExtent l="0" t="0" r="8890" b="0"/>
+            <wp:docPr id="7" name="Рисунок 7"/>
+            <wp:cNvGraphicFramePr>
+              <a:graphicFrameLocks xmlns:a="http://schemas.openxmlformats.org/drawingml/2006/main" noChangeAspect="1"/>
+            </wp:cNvGraphicFramePr>
+            <a:graphic xmlns:a="http://schemas.openxmlformats.org/drawingml/2006/main">
+              <a:graphicData uri="http://schemas.openxmlformats.org/drawingml/2006/picture">
+                <pic:pic xmlns:pic="http://schemas.openxmlformats.org/drawingml/2006/picture">
+                  <pic:nvPicPr>
+                    <pic:cNvPr id="1" name=""/>
+                    <pic:cNvPicPr/>
+                  </pic:nvPicPr>
+                  <pic:blipFill>
+                    <a:blip r:embed="rId10"/>
+                    <a:stretch>
+                      <a:fillRect/>
+                    </a:stretch>
+                  </pic:blipFill>
+                  <pic:spPr>
+                    <a:xfrm>
+                      <a:off x="0" y="0"/>
+                      <a:ext cx="5172797" cy="819264"/>
+                    </a:xfrm>
+                    <a:prstGeom prst="rect">
+                      <a:avLst/>
+                    </a:prstGeom>
+                  </pic:spPr>
+                </pic:pic>
+              </a:graphicData>
+            </a:graphic>
+          </wp:inline>
+        </w:drawing>
+      </w:r>
     </w:p>
     <w:sectPr>
       <w:pgSz w:w="11906" w:h="16838"/>
